--- a/docs/07-实践二提交方案.docx
+++ b/docs/07-实践二提交方案.docx
@@ -73,7 +73,7 @@
           <w:color w:val="666666"/>
           <w:sz w:val="20"/>
         </w:rPr>
-        <w:t>作品版本：v1.3.5（线上实际可访问版本）</w:t>
+        <w:t>作品版本：v1.4（线上实际可访问版本）</w:t>
       </w:r>
     </w:p>
     <w:p>
@@ -411,7 +411,7 @@
           <w:b w:val="0"/>
           <w:sz w:val="22"/>
         </w:rPr>
-        <w:t>多模态封存：文字、标签、图片（本地 Canvas 自动压缩）；</w:t>
+        <w:t>多模态封存：文字、标签、图片（本地 Canvas 自动压缩）；正文里的网址自动变成可点击链接（仅放行 http/https，V1.4）；</w:t>
       </w:r>
     </w:p>
     <w:p>
@@ -1091,6 +1091,72 @@
           </w:p>
         </w:tc>
       </w:tr>
+      <w:tr>
+        <w:tc>
+          <w:tcPr>
+            <w:tcW w:type="dxa" w:w="2160"/>
+          </w:tcPr>
+          <w:p>
+            <w:r/>
+            <w:r>
+              <w:rPr>
+                <w:rFonts w:ascii="Arial" w:hAnsi="Arial" w:eastAsia="Microsoft YaHei"/>
+                <w:b w:val="0"/>
+                <w:sz w:val="20"/>
+              </w:rPr>
+              <w:t>10-30</w:t>
+            </w:r>
+          </w:p>
+        </w:tc>
+        <w:tc>
+          <w:tcPr>
+            <w:tcW w:type="dxa" w:w="2160"/>
+          </w:tcPr>
+          <w:p>
+            <w:r/>
+            <w:r>
+              <w:rPr>
+                <w:rFonts w:ascii="Arial" w:hAnsi="Arial" w:eastAsia="Microsoft YaHei"/>
+                <w:b w:val="0"/>
+                <w:sz w:val="20"/>
+              </w:rPr>
+              <w:t>v1.4</w:t>
+            </w:r>
+          </w:p>
+        </w:tc>
+        <w:tc>
+          <w:tcPr>
+            <w:tcW w:type="dxa" w:w="2160"/>
+          </w:tcPr>
+          <w:p>
+            <w:r/>
+            <w:r>
+              <w:rPr>
+                <w:rFonts w:ascii="Arial" w:hAnsi="Arial" w:eastAsia="Microsoft YaHei"/>
+                <w:b w:val="0"/>
+                <w:sz w:val="20"/>
+              </w:rPr>
+              <w:t>真实录入时想直接点开链接：纯渲染层新增 linkedText，协议白名单防注入、点击不触发抽屉；六项浏览器验收全过</w:t>
+            </w:r>
+          </w:p>
+        </w:tc>
+        <w:tc>
+          <w:tcPr>
+            <w:tcW w:type="dxa" w:w="2160"/>
+          </w:tcPr>
+          <w:p>
+            <w:r/>
+            <w:r>
+              <w:rPr>
+                <w:rFonts w:ascii="Arial" w:hAnsi="Arial" w:eastAsia="Microsoft YaHei"/>
+                <w:b w:val="0"/>
+                <w:sz w:val="20"/>
+              </w:rPr>
+              <w:t>产品本人使用中的需求</w:t>
+            </w:r>
+          </w:p>
+        </w:tc>
+      </w:tr>
     </w:tbl>
     <w:p/>
     <w:p>
@@ -1554,7 +1620,7 @@
           <w:b w:val="0"/>
           <w:sz w:val="22"/>
         </w:rPr>
-        <w:t xml:space="preserve"> 六层架构（工具/数据库/云同步/状态/渲染/事件/启动）严格单向依赖，1760+ 行仍可维护。</w:t>
+        <w:t xml:space="preserve"> 六层架构（工具/数据库/云同步/状态/渲染/事件/启动）严格单向依赖，1800+ 行仍可维护。</w:t>
       </w:r>
     </w:p>
     <w:p>
@@ -1638,7 +1704,23 @@
           <w:b w:val="0"/>
           <w:sz w:val="22"/>
         </w:rPr>
-        <w:t xml:space="preserve"> 所有用户内容只用 textContent/createElement 渲染（全站无 innerHTML 注入点）；V1.4 计划的链接功能也限定 http/https 协议白名单；令牌仅授予 gist 单一权限、可随时吊销。</w:t>
+        <w:t xml:space="preserve"> 所有用户内容只用 textContent/createElement 渲染（全站无 innerHTML 注入点）；V1.4 起正文链接限定 http/https 协议白名单、新标签加 noopener，</w:t>
+      </w:r>
+      <w:r>
+        <w:rPr>
+          <w:rFonts w:ascii="Consolas" w:hAnsi="Consolas" w:eastAsia="Consolas"/>
+          <w:b w:val="0"/>
+          <w:sz w:val="20"/>
+        </w:rPr>
+        <w:t>javascript:</w:t>
+      </w:r>
+      <w:r>
+        <w:rPr>
+          <w:rFonts w:ascii="Arial" w:hAnsi="Arial" w:eastAsia="Microsoft YaHei"/>
+          <w:b w:val="0"/>
+          <w:sz w:val="22"/>
+        </w:rPr>
+        <w:t xml:space="preserve"> 等恶意协议只能按纯文本显示；令牌仅授予 gist 单一权限、可随时吊销。</w:t>
       </w:r>
     </w:p>
     <w:p>
@@ -3478,7 +3560,23 @@
           <w:b w:val="0"/>
           <w:sz w:val="22"/>
         </w:rPr>
-        <w:t>V1.4（小）：碎片中的链接自动渲染为蓝色可点击（协议白名单 + 安全渲染）；</w:t>
+        <w:t xml:space="preserve">~~V1.4（小）：碎片中的链接自动渲染为可点击（协议白名单 + 安全渲染）~~ </w:t>
+      </w:r>
+      <w:r>
+        <w:rPr>
+          <w:rFonts w:ascii="Arial" w:hAnsi="Arial" w:eastAsia="Microsoft YaHei"/>
+          <w:b/>
+          <w:sz w:val="22"/>
+        </w:rPr>
+        <w:t>已完成（2026-10-30）</w:t>
+      </w:r>
+      <w:r>
+        <w:rPr>
+          <w:rFonts w:ascii="Arial" w:hAnsi="Arial" w:eastAsia="Microsoft YaHei"/>
+          <w:b w:val="0"/>
+          <w:sz w:val="22"/>
+        </w:rPr>
+        <w:t>；</w:t>
       </w:r>
     </w:p>
     <w:p>
@@ -3491,7 +3589,7 @@
           <w:b w:val="0"/>
           <w:sz w:val="22"/>
         </w:rPr>
-        <w:t>V2.0（主线）：父子关联六件套——抽屉内多选勾选关联、子素材推入导航、剥离、搜索穿透、上帝视角（数据字段 V1.0 已预留，无需迁移）；</w:t>
+        <w:t>V2.0（主线，下一个开工）：父子关联六件套——抽屉内多选勾选关联、子素材推入导航、剥离、搜索穿透、上帝视角（数据字段 V1.0 已预留，无需迁移）；</w:t>
       </w:r>
     </w:p>
     <w:p>

--- a/docs/07-实践二提交方案.docx
+++ b/docs/07-实践二提交方案.docx
@@ -73,7 +73,7 @@
           <w:color w:val="666666"/>
           <w:sz w:val="20"/>
         </w:rPr>
-        <w:t>作品版本：v1.4（线上实际可访问版本）</w:t>
+        <w:t>作品版本：v1.4.1（线上实际可访问版本）</w:t>
       </w:r>
     </w:p>
     <w:p>
@@ -1153,6 +1153,72 @@
                 <w:sz w:val="20"/>
               </w:rPr>
               <w:t>产品本人使用中的需求</w:t>
+            </w:r>
+          </w:p>
+        </w:tc>
+      </w:tr>
+      <w:tr>
+        <w:tc>
+          <w:tcPr>
+            <w:tcW w:type="dxa" w:w="2160"/>
+          </w:tcPr>
+          <w:p>
+            <w:r/>
+            <w:r>
+              <w:rPr>
+                <w:rFonts w:ascii="Arial" w:hAnsi="Arial" w:eastAsia="Microsoft YaHei"/>
+                <w:b w:val="0"/>
+                <w:sz w:val="20"/>
+              </w:rPr>
+              <w:t>10-30</w:t>
+            </w:r>
+          </w:p>
+        </w:tc>
+        <w:tc>
+          <w:tcPr>
+            <w:tcW w:type="dxa" w:w="2160"/>
+          </w:tcPr>
+          <w:p>
+            <w:r/>
+            <w:r>
+              <w:rPr>
+                <w:rFonts w:ascii="Arial" w:hAnsi="Arial" w:eastAsia="Microsoft YaHei"/>
+                <w:b w:val="0"/>
+                <w:sz w:val="20"/>
+              </w:rPr>
+              <w:t>v1.4.1</w:t>
+            </w:r>
+          </w:p>
+        </w:tc>
+        <w:tc>
+          <w:tcPr>
+            <w:tcW w:type="dxa" w:w="2160"/>
+          </w:tcPr>
+          <w:p>
+            <w:r/>
+            <w:r>
+              <w:rPr>
+                <w:rFonts w:ascii="Arial" w:hAnsi="Arial" w:eastAsia="Microsoft YaHei"/>
+                <w:b w:val="0"/>
+                <w:sz w:val="20"/>
+              </w:rPr>
+              <w:t>连续四条真机反馈当天修复：封存频弹保存框、图片卡加载后跳动闪烁、抽屉遮住背景碎片、连写标签不拆分</w:t>
+            </w:r>
+          </w:p>
+        </w:tc>
+        <w:tc>
+          <w:tcPr>
+            <w:tcW w:type="dxa" w:w="2160"/>
+          </w:tcPr>
+          <w:p>
+            <w:r/>
+            <w:r>
+              <w:rPr>
+                <w:rFonts w:ascii="Arial" w:hAnsi="Arial" w:eastAsia="Microsoft YaHei"/>
+                <w:b w:val="0"/>
+                <w:sz w:val="20"/>
+              </w:rPr>
+              <w:t>产品本人三端/电脑实测</w:t>
             </w:r>
           </w:p>
         </w:tc>

--- a/docs/07-实践二提交方案.docx
+++ b/docs/07-实践二提交方案.docx
@@ -73,7 +73,7 @@
           <w:color w:val="666666"/>
           <w:sz w:val="20"/>
         </w:rPr>
-        <w:t>作品版本：v1.4.1（线上实际可访问版本）</w:t>
+        <w:t>作品版本：v1.4.2（线上实际可访问版本）</w:t>
       </w:r>
     </w:p>
     <w:p>
@@ -1223,6 +1223,72 @@
           </w:p>
         </w:tc>
       </w:tr>
+      <w:tr>
+        <w:tc>
+          <w:tcPr>
+            <w:tcW w:type="dxa" w:w="2160"/>
+          </w:tcPr>
+          <w:p>
+            <w:r/>
+            <w:r>
+              <w:rPr>
+                <w:rFonts w:ascii="Arial" w:hAnsi="Arial" w:eastAsia="Microsoft YaHei"/>
+                <w:b w:val="0"/>
+                <w:sz w:val="20"/>
+              </w:rPr>
+              <w:t>10-30</w:t>
+            </w:r>
+          </w:p>
+        </w:tc>
+        <w:tc>
+          <w:tcPr>
+            <w:tcW w:type="dxa" w:w="2160"/>
+          </w:tcPr>
+          <w:p>
+            <w:r/>
+            <w:r>
+              <w:rPr>
+                <w:rFonts w:ascii="Arial" w:hAnsi="Arial" w:eastAsia="Microsoft YaHei"/>
+                <w:b w:val="0"/>
+                <w:sz w:val="20"/>
+              </w:rPr>
+              <w:t>v1.4.2</w:t>
+            </w:r>
+          </w:p>
+        </w:tc>
+        <w:tc>
+          <w:tcPr>
+            <w:tcW w:type="dxa" w:w="2160"/>
+          </w:tcPr>
+          <w:p>
+            <w:r/>
+            <w:r>
+              <w:rPr>
+                <w:rFonts w:ascii="Arial" w:hAnsi="Arial" w:eastAsia="Microsoft YaHei"/>
+                <w:b w:val="0"/>
+                <w:sz w:val="20"/>
+              </w:rPr>
+              <w:t>同步文件随图片增长到近 1MB 后体感变慢：ETag 304 条件拉取 + 状态指纹跳过空转上传，8 项逻辑单测</w:t>
+            </w:r>
+          </w:p>
+        </w:tc>
+        <w:tc>
+          <w:tcPr>
+            <w:tcW w:type="dxa" w:w="2160"/>
+          </w:tcPr>
+          <w:p>
+            <w:r/>
+            <w:r>
+              <w:rPr>
+                <w:rFonts w:ascii="Arial" w:hAnsi="Arial" w:eastAsia="Microsoft YaHei"/>
+                <w:b w:val="0"/>
+                <w:sz w:val="20"/>
+              </w:rPr>
+              <w:t>真机性能反馈</w:t>
+            </w:r>
+          </w:p>
+        </w:tc>
+      </w:tr>
     </w:tbl>
     <w:p/>
     <w:p>
@@ -1686,7 +1752,7 @@
           <w:b w:val="0"/>
           <w:sz w:val="22"/>
         </w:rPr>
-        <w:t xml:space="preserve"> 六层架构（工具/数据库/云同步/状态/渲染/事件/启动）严格单向依赖，1800+ 行仍可维护。</w:t>
+        <w:t xml:space="preserve"> 六层架构（工具/数据库/云同步/状态/渲染/事件/启动）严格单向依赖，近 1900 行仍可维护；同步模块附 8 项纯逻辑单测。</w:t>
       </w:r>
     </w:p>
     <w:p>
